--- a/Pasport.docx
+++ b/Pasport.docx
@@ -1701,7 +1701,23 @@
           <w:sz w:val="28"/>
           <w:szCs w:val="28"/>
         </w:rPr>
-        <w:t>Цель проекта — разработать и протестировать MVP веб-платформы для управления процессами студенческого общежития, объединяющей бытовые сервисы, коммуникацию и информирование студентов.</w:t>
+        <w:t xml:space="preserve">Цель проекта — разработать и протестировать </w:t>
+      </w:r>
+      <w:r>
+        <w:rPr>
+          <w:rFonts w:ascii="Times New Roman" w:hAnsi="Times New Roman" w:cs="Times New Roman"/>
+          <w:sz w:val="28"/>
+          <w:szCs w:val="28"/>
+        </w:rPr>
+        <w:t xml:space="preserve">локальную версию </w:t>
+      </w:r>
+      <w:r>
+        <w:rPr>
+          <w:rFonts w:ascii="Times New Roman" w:hAnsi="Times New Roman" w:cs="Times New Roman"/>
+          <w:sz w:val="28"/>
+          <w:szCs w:val="28"/>
+        </w:rPr>
+        <w:t>веб-платформы для управления процессами студенческого общежития, объединяющей бытовые сервисы, коммуникацию и информирование студентов.</w:t>
       </w:r>
     </w:p>
     <w:p>
@@ -1896,6 +1912,7 @@
           <w:sz w:val="28"/>
           <w:szCs w:val="28"/>
         </w:rPr>
+        <w:lastRenderedPageBreak/>
         <w:t>разработан MVP платформы;</w:t>
       </w:r>
     </w:p>
@@ -1920,7 +1937,6 @@
           <w:sz w:val="28"/>
           <w:szCs w:val="28"/>
         </w:rPr>
-        <w:lastRenderedPageBreak/>
         <w:t>реализовано 4–5 ключевых функций;</w:t>
       </w:r>
     </w:p>
@@ -2107,7 +2123,7 @@
           <w:sz w:val="28"/>
           <w:szCs w:val="28"/>
         </w:rPr>
-        <w:t>Рабочий MVP-прототип, протестированный на студентах и готовый к пилотному внедрению.</w:t>
+        <w:t>Рабочий прототип, протестированный на студентах и готовый к пилотному внедрению.</w:t>
       </w:r>
     </w:p>
     <w:p>
@@ -2328,6 +2344,7 @@
           <w:sz w:val="28"/>
           <w:szCs w:val="28"/>
         </w:rPr>
+        <w:lastRenderedPageBreak/>
         <w:t>Разработать серверную часть и панель администратора для добавления объявлений и управления заявками.</w:t>
       </w:r>
     </w:p>
@@ -2349,7 +2366,6 @@
           <w:sz w:val="28"/>
           <w:szCs w:val="28"/>
         </w:rPr>
-        <w:lastRenderedPageBreak/>
         <w:t>Реализовать систему уведомлений (о статусе заявки, новых сообщениях от администрации).</w:t>
       </w:r>
     </w:p>
@@ -2454,23 +2470,7 @@
           <w:sz w:val="28"/>
           <w:szCs w:val="28"/>
         </w:rPr>
-        <w:t xml:space="preserve"> Мы </w:t>
-      </w:r>
-      <w:r>
-        <w:rPr>
-          <w:rFonts w:ascii="Times New Roman" w:hAnsi="Times New Roman" w:cs="Times New Roman"/>
-          <w:sz w:val="28"/>
-          <w:szCs w:val="28"/>
-        </w:rPr>
-        <w:t>думаем</w:t>
-      </w:r>
-      <w:r>
-        <w:rPr>
-          <w:rFonts w:ascii="Times New Roman" w:hAnsi="Times New Roman" w:cs="Times New Roman"/>
-          <w:sz w:val="28"/>
-          <w:szCs w:val="28"/>
-        </w:rPr>
-        <w:t>, что использование нейросети, анализирующей анкетные данные, позволит снизить количество конфликтов между соседями по комнате на </w:t>
+        <w:t> Мы думаем, что использование нейросети, анализирующей анкетные данные, позволит снизить количество конфликтов между соседями по комнате на </w:t>
       </w:r>
       <w:r>
         <w:rPr>
@@ -2584,7 +2584,7 @@
               <w:tblLook w:val="04A0" w:firstRow="1" w:lastRow="0" w:firstColumn="1" w:lastColumn="0" w:noHBand="0" w:noVBand="1"/>
             </w:tblPr>
             <w:tblGrid>
-              <w:gridCol w:w="570"/>
+              <w:gridCol w:w="576"/>
             </w:tblGrid>
             <w:tr>
               <w:trPr>
@@ -3351,6 +3351,7 @@
                 <w:sz w:val="28"/>
                 <w:szCs w:val="28"/>
               </w:rPr>
+              <w:lastRenderedPageBreak/>
               <w:t>5</w:t>
             </w:r>
           </w:p>
@@ -3387,6 +3388,7 @@
                 <w:rFonts w:ascii="Times New Roman" w:hAnsi="Times New Roman" w:cs="Times New Roman"/>
                 <w:sz w:val="28"/>
                 <w:szCs w:val="28"/>
+                <w:lang w:val="en-US"/>
               </w:rPr>
             </w:pPr>
             <w:r>
@@ -3414,6 +3416,26 @@
               </w:rPr>
               <w:t xml:space="preserve"> исследования</w:t>
             </w:r>
+          </w:p>
+          <w:p>
+            <w:pPr>
+              <w:rPr>
+                <w:rFonts w:ascii="Times New Roman" w:hAnsi="Times New Roman" w:cs="Times New Roman"/>
+                <w:sz w:val="28"/>
+                <w:szCs w:val="28"/>
+                <w:lang w:val="en-US"/>
+              </w:rPr>
+            </w:pPr>
+          </w:p>
+          <w:p>
+            <w:pPr>
+              <w:rPr>
+                <w:rFonts w:ascii="Times New Roman" w:hAnsi="Times New Roman" w:cs="Times New Roman"/>
+                <w:sz w:val="28"/>
+                <w:szCs w:val="28"/>
+                <w:lang w:val="en-US"/>
+              </w:rPr>
+            </w:pPr>
           </w:p>
         </w:tc>
         <w:tc>
@@ -3499,7 +3521,6 @@
                 <w:sz w:val="28"/>
                 <w:szCs w:val="28"/>
               </w:rPr>
-              <w:lastRenderedPageBreak/>
               <w:t>6</w:t>
             </w:r>
           </w:p>
@@ -3858,17 +3879,25 @@
                 <w:rFonts w:ascii="Times New Roman" w:hAnsi="Times New Roman" w:cs="Times New Roman"/>
                 <w:sz w:val="28"/>
                 <w:szCs w:val="28"/>
+              </w:rPr>
+              <w:t>20</w:t>
+            </w:r>
+            <w:r>
+              <w:rPr>
+                <w:rFonts w:ascii="Times New Roman" w:hAnsi="Times New Roman" w:cs="Times New Roman"/>
+                <w:sz w:val="28"/>
+                <w:szCs w:val="28"/>
                 <w:lang w:val="en-US"/>
               </w:rPr>
-              <w:t>05.04.2026-1</w:t>
-            </w:r>
-            <w:r>
-              <w:rPr>
-                <w:rFonts w:ascii="Times New Roman" w:hAnsi="Times New Roman" w:cs="Times New Roman"/>
-                <w:sz w:val="28"/>
-                <w:szCs w:val="28"/>
-              </w:rPr>
-              <w:t>2</w:t>
+              <w:t>.04.2026-</w:t>
+            </w:r>
+            <w:r>
+              <w:rPr>
+                <w:rFonts w:ascii="Times New Roman" w:hAnsi="Times New Roman" w:cs="Times New Roman"/>
+                <w:sz w:val="28"/>
+                <w:szCs w:val="28"/>
+              </w:rPr>
+              <w:t>04</w:t>
             </w:r>
             <w:r>
               <w:rPr>
@@ -3877,7 +3906,24 @@
                 <w:szCs w:val="28"/>
                 <w:lang w:val="en-US"/>
               </w:rPr>
-              <w:t>.04.2026</w:t>
+              <w:t>.0</w:t>
+            </w:r>
+            <w:r>
+              <w:rPr>
+                <w:rFonts w:ascii="Times New Roman" w:hAnsi="Times New Roman" w:cs="Times New Roman"/>
+                <w:sz w:val="28"/>
+                <w:szCs w:val="28"/>
+              </w:rPr>
+              <w:t>6</w:t>
+            </w:r>
+            <w:r>
+              <w:rPr>
+                <w:rFonts w:ascii="Times New Roman" w:hAnsi="Times New Roman" w:cs="Times New Roman"/>
+                <w:sz w:val="28"/>
+                <w:szCs w:val="28"/>
+                <w:lang w:val="en-US"/>
+              </w:rPr>
+              <w:t>.2026</w:t>
             </w:r>
           </w:p>
         </w:tc>
@@ -3899,7 +3945,7 @@
                 <w:sz w:val="28"/>
                 <w:szCs w:val="28"/>
               </w:rPr>
-              <w:t>Виктория</w:t>
+              <w:t>Ксения</w:t>
             </w:r>
           </w:p>
         </w:tc>
@@ -3969,23 +4015,7 @@
                 <w:sz w:val="28"/>
                 <w:szCs w:val="28"/>
               </w:rPr>
-              <w:t>Поднять сервер</w:t>
-            </w:r>
-            <w:r>
-              <w:rPr>
-                <w:rFonts w:ascii="Times New Roman" w:hAnsi="Times New Roman" w:cs="Times New Roman"/>
-                <w:sz w:val="28"/>
-                <w:szCs w:val="28"/>
-              </w:rPr>
-              <w:t>, н</w:t>
-            </w:r>
-            <w:r>
-              <w:rPr>
-                <w:rFonts w:ascii="Times New Roman" w:hAnsi="Times New Roman" w:cs="Times New Roman"/>
-                <w:sz w:val="28"/>
-                <w:szCs w:val="28"/>
-              </w:rPr>
-              <w:t>аписать API для связи телефона с базой данных.</w:t>
+              <w:t>Поднять сервер, написать API для связи телефона с базой данных.</w:t>
             </w:r>
           </w:p>
         </w:tc>
@@ -4604,7 +4634,23 @@
                 <w:sz w:val="28"/>
                 <w:szCs w:val="28"/>
               </w:rPr>
-              <w:t>Написание тестов для советов, важной информации</w:t>
+              <w:t>Написание те</w:t>
+            </w:r>
+            <w:r>
+              <w:rPr>
+                <w:rFonts w:ascii="Times New Roman" w:hAnsi="Times New Roman" w:cs="Times New Roman"/>
+                <w:sz w:val="28"/>
+                <w:szCs w:val="28"/>
+              </w:rPr>
+              <w:t>к</w:t>
+            </w:r>
+            <w:r>
+              <w:rPr>
+                <w:rFonts w:ascii="Times New Roman" w:hAnsi="Times New Roman" w:cs="Times New Roman"/>
+                <w:sz w:val="28"/>
+                <w:szCs w:val="28"/>
+              </w:rPr>
+              <w:t>стов для советов, важной информации</w:t>
             </w:r>
           </w:p>
         </w:tc>
@@ -4725,23 +4771,7 @@
                 <w:sz w:val="28"/>
                 <w:szCs w:val="28"/>
               </w:rPr>
-              <w:t>Сделать админк</w:t>
-            </w:r>
-            <w:r>
-              <w:rPr>
-                <w:rFonts w:ascii="Times New Roman" w:hAnsi="Times New Roman" w:cs="Times New Roman"/>
-                <w:sz w:val="28"/>
-                <w:szCs w:val="28"/>
-              </w:rPr>
-              <w:t>у</w:t>
-            </w:r>
-            <w:r>
-              <w:rPr>
-                <w:rFonts w:ascii="Times New Roman" w:hAnsi="Times New Roman" w:cs="Times New Roman"/>
-                <w:sz w:val="28"/>
-                <w:szCs w:val="28"/>
-              </w:rPr>
-              <w:t xml:space="preserve"> для коменданта</w:t>
+              <w:t>Сделать админку для коменданта</w:t>
             </w:r>
           </w:p>
         </w:tc>
@@ -4914,7 +4944,16 @@
                 <w:sz w:val="28"/>
                 <w:szCs w:val="28"/>
               </w:rPr>
-              <w:t>Проверка на баги, несохраненные данные</w:t>
+              <w:t xml:space="preserve">Проверка на баги, </w:t>
+            </w:r>
+            <w:r>
+              <w:rPr>
+                <w:rFonts w:ascii="Times New Roman" w:hAnsi="Times New Roman" w:cs="Times New Roman"/>
+                <w:sz w:val="28"/>
+                <w:szCs w:val="28"/>
+              </w:rPr>
+              <w:lastRenderedPageBreak/>
+              <w:t>несохраненные данные</w:t>
             </w:r>
           </w:p>
         </w:tc>
@@ -4937,6 +4976,7 @@
                 <w:sz w:val="28"/>
                 <w:szCs w:val="28"/>
               </w:rPr>
+              <w:lastRenderedPageBreak/>
               <w:t>16</w:t>
             </w:r>
             <w:r>
@@ -4954,7 +4994,7 @@
                 <w:sz w:val="28"/>
                 <w:szCs w:val="28"/>
               </w:rPr>
-              <w:t>23</w:t>
+              <w:t>17</w:t>
             </w:r>
             <w:r>
               <w:rPr>
@@ -5084,7 +5124,7 @@
                 <w:sz w:val="28"/>
                 <w:szCs w:val="28"/>
               </w:rPr>
-              <w:t>24</w:t>
+              <w:t>18</w:t>
             </w:r>
             <w:r>
               <w:rPr>
@@ -5101,7 +5141,7 @@
                 <w:sz w:val="28"/>
                 <w:szCs w:val="28"/>
               </w:rPr>
-              <w:t>01</w:t>
+              <w:t>19</w:t>
             </w:r>
             <w:r>
               <w:rPr>
@@ -5192,7 +5232,6 @@
                 <w:szCs w:val="28"/>
                 <w:lang w:val="en-US"/>
               </w:rPr>
-              <w:lastRenderedPageBreak/>
               <w:t>16</w:t>
             </w:r>
           </w:p>
@@ -5259,7 +5298,7 @@
                 <w:sz w:val="28"/>
                 <w:szCs w:val="28"/>
               </w:rPr>
-              <w:t>01</w:t>
+              <w:t>20</w:t>
             </w:r>
             <w:r>
               <w:rPr>
@@ -5283,7 +5322,23 @@
                 <w:sz w:val="28"/>
                 <w:szCs w:val="28"/>
               </w:rPr>
-              <w:t>.2026-15.06.2026</w:t>
+              <w:t>.2026-</w:t>
+            </w:r>
+            <w:r>
+              <w:rPr>
+                <w:rFonts w:ascii="Times New Roman" w:hAnsi="Times New Roman" w:cs="Times New Roman"/>
+                <w:sz w:val="28"/>
+                <w:szCs w:val="28"/>
+              </w:rPr>
+              <w:t>24</w:t>
+            </w:r>
+            <w:r>
+              <w:rPr>
+                <w:rFonts w:ascii="Times New Roman" w:hAnsi="Times New Roman" w:cs="Times New Roman"/>
+                <w:sz w:val="28"/>
+                <w:szCs w:val="28"/>
+              </w:rPr>
+              <w:t>.06.2026</w:t>
             </w:r>
           </w:p>
         </w:tc>
@@ -5816,7 +5871,16 @@
                 <w:szCs w:val="28"/>
               </w:rPr>
               <w:br/>
-              <w:t>- Тестирование функционала и удобства использования</w:t>
+              <w:t xml:space="preserve">- Тестирование функционала и удобства </w:t>
+            </w:r>
+            <w:r>
+              <w:rPr>
+                <w:rFonts w:ascii="Times New Roman" w:hAnsi="Times New Roman" w:cs="Times New Roman"/>
+                <w:sz w:val="28"/>
+                <w:szCs w:val="28"/>
+              </w:rPr>
+              <w:lastRenderedPageBreak/>
+              <w:t>использования</w:t>
             </w:r>
             <w:r>
               <w:rPr>
@@ -7432,7 +7496,16 @@
                 <w:sz w:val="28"/>
                 <w:szCs w:val="28"/>
               </w:rPr>
-              <w:t>SSL-сертификат безопасности</w:t>
+              <w:t>SSL-сертифика</w:t>
+            </w:r>
+            <w:r>
+              <w:rPr>
+                <w:rFonts w:ascii="Times New Roman" w:hAnsi="Times New Roman" w:cs="Times New Roman"/>
+                <w:sz w:val="28"/>
+                <w:szCs w:val="28"/>
+              </w:rPr>
+              <w:lastRenderedPageBreak/>
+              <w:t>т безопасности</w:t>
             </w:r>
           </w:p>
         </w:tc>
@@ -7454,6 +7527,7 @@
                 <w:sz w:val="28"/>
                 <w:szCs w:val="28"/>
               </w:rPr>
+              <w:lastRenderedPageBreak/>
               <w:t>Товар</w:t>
             </w:r>
           </w:p>
@@ -7747,7 +7821,6 @@
           <w:sz w:val="28"/>
           <w:szCs w:val="28"/>
         </w:rPr>
-        <w:lastRenderedPageBreak/>
         <w:t>Риски</w:t>
       </w:r>
     </w:p>
@@ -7810,6 +7883,7 @@
                 <w:sz w:val="28"/>
                 <w:szCs w:val="28"/>
               </w:rPr>
+              <w:lastRenderedPageBreak/>
               <w:t>ID</w:t>
             </w:r>
           </w:p>
@@ -8972,7 +9046,6 @@
         <w:rPr>
           <w:rFonts w:ascii="Times New Roman" w:hAnsi="Times New Roman" w:cs="Times New Roman"/>
         </w:rPr>
-        <w:lastRenderedPageBreak/>
         <w:br/>
       </w:r>
       <w:r>
@@ -12239,6 +12312,7 @@
   <w:style w:type="character" w:default="1" w:styleId="a0">
     <w:name w:val="Default Paragraph Font"/>
     <w:uiPriority w:val="1"/>
+    <w:semiHidden/>
     <w:unhideWhenUsed/>
   </w:style>
   <w:style w:type="table" w:default="1" w:styleId="a1">
